--- a/documenten/planningHamHalek.docx
+++ b/documenten/planningHamHalek.docx
@@ -36,6 +36,9 @@
       </w:r>
       <w:r>
         <w:t xml:space="preserve"> Als eerst gaan we onderzoeken hoe we een API moeten maken, daarna gaan we daar samen aan werken, en als die klaar is gaan we hem aan de kiosk connecten.</w:t>
+      </w:r>
+      <w:r>
+        <w:t xml:space="preserve"> Malek gaat eerst aan het begin van de week de backend afmaken zodat we aan het eind van de week de API goed kunnen gebruiken.</w:t>
       </w:r>
     </w:p>
     <w:p>
